--- a/specs/CPF_운영자_ADM_가이드.docx
+++ b/specs/CPF_운영자_ADM_가이드.docx
@@ -6320,6 +6320,72 @@
         <w:t xml:space="preserve">검증 명령</w:t>
       </w:r>
     </w:p>
+    <!-- CPF_MANAGED_SECTION_BEGIN:BZA_SUPPORT_OPERATIONS_20260715 -->
+    <w:p>
+      <w:pPr>
+        <w:pStyle w:val="Heading1"/>
+      </w:pPr>
+      <w:r>
+        <w:t xml:space="preserve">BZA 운영 지원 기능</w:t>
+      </w:r>
+    </w:p>
+    <w:p>
+      <w:r>
+        <w:t xml:space="preserve">BZA 운영자는 대시보드, 내 알림, 첨부파일, 저장 검색, 다운로드 감사, 역할 권한 비교와 권한 시뮬레이션을 사용한다.</w:t>
+      </w:r>
+    </w:p>
+    <w:p>
+      <w:r>
+        <w:t xml:space="preserve">알림 등록·읽음, 첨부 업로드·다운로드, 저장 검색 변경과 권한 시뮬레이션은 서버 권한과 감사 사유를 요구한다.</w:t>
+      </w:r>
+    </w:p>
+    <w:p>
+      <w:r>
+        <w:t xml:space="preserve">첨부 다운로드는 checksum과 scan_status를 확인하며 PASSED_LOCAL_POLICY는 로컬 확장자·경로 정책 통과를 뜻하고 외부 악성코드 검사 완료를 뜻하지 않는다.</w:t>
+      </w:r>
+    </w:p>
+    <w:p>
+      <w:pPr>
+        <w:pStyle w:val="Note"/>
+      </w:pPr>
+      <w:r>
+        <w:t xml:space="preserve">실 object storage, 악성코드 검사와 보존 정책은 운영 adapter와 배포 secret 설정으로 연결하고 미연동 상태를 완료로 보고하지 않는다.</w:t>
+      </w:r>
+    </w:p>
+    <!-- CPF_MANAGED_SECTION_END:BZA_SUPPORT_OPERATIONS_20260715 -->
+    <!-- CPF_MANAGED_SECTION_BEGIN:REMOTE_LOG_ASYNC_20260715 -->
+    <w:p>
+      <w:pPr>
+        <w:pStyle w:val="Heading1"/>
+      </w:pPr>
+      <w:r>
+        <w:t xml:space="preserve">원격 로그 검색과 비동기 ZIP 운영</w:t>
+      </w:r>
+    </w:p>
+    <w:p>
+      <w:r>
+        <w:t xml:space="preserve">ADM 원격 로그는 환경, 모듈, 서비스, 인스턴스, 표준 온라인·배치 ID, 거래·구간 ID, Spring Batch 실행 ID, scheduler ID, 수정 시각, 크기, 압축과 활성 상태로 검색한다.</w:t>
+      </w:r>
+    </w:p>
+    <w:p>
+      <w:r>
+        <w:t xml:space="preserve">선택 ZIP은 동기 다운로드와 비동기 작업을 구분한다. 비동기 작업은 등록 운영자에게만 노출되며 완료 후 짧은 유효기간의 1회성 token을 발급한다. 같은 파일을 다시 받으려면 새 token을 발급해야 한다.</w:t>
+      </w:r>
+    </w:p>
+    <w:p>
+      <w:r>
+        <w:t xml:space="preserve">모든 생성, token 발급과 다운로드에는 서버 권한과 감사 사유가 필요하다. 조회 전용 권한보다 구체적인 다운로드 거부 권한이 우선한다.</w:t>
+      </w:r>
+    </w:p>
+    <w:p>
+      <w:pPr>
+        <w:pStyle w:val="Note"/>
+      </w:pPr>
+      <w:r>
+        <w:t xml:space="preserve">기본 InMemoryCpfRemoteLogBundleJobAdapter는 단일 ADM 인스턴스용이다. 운영 cluster에서는 CpfRemoteLogBundleJobPort를 공유 queue·저장소·분산 rate limit 구현으로 교체한다.</w:t>
+      </w:r>
+    </w:p>
+    <!-- CPF_MANAGED_SECTION_END:REMOTE_LOG_ASYNC_20260715 -->
     <w:sectPr>
       <w:headerReference w:type="default" r:id="rIdHeader"/>
       <w:footerReference w:type="default" r:id="rIdFooter"/>
